--- a/makale/pdf/meryemAircraft-MDPI-ek.docx
+++ b/makale/pdf/meryemAircraft-MDPI-ek.docx
@@ -218,7 +218,7 @@
           <w:i w:val="0"/>
           <w:sz w:val="20"/>
         </w:rPr>
-        <w:t xml:space="preserve"> — The three bills stated formally, and a comparative sizing (3123 words)</w:t>
+        <w:t xml:space="preserve"> — The three bills stated formally, and a comparative sizing (3158 words)</w:t>
       </w:r>
     </w:p>
     <w:p>
@@ -614,6 +614,10 @@
         <w:gridCol w:w="2493"/>
       </w:tblGrid>
       <w:tr>
+        <w:trPr>
+          <w:cantSplit/>
+          <w:tblHeader/>
+        </w:trPr>
         <w:tc>
           <w:tcPr>
             <w:tcW w:type="dxa" w:w="2493"/>
@@ -687,6 +691,9 @@
         </w:tc>
       </w:tr>
       <w:tr>
+        <w:trPr>
+          <w:cantSplit/>
+        </w:trPr>
         <w:tc>
           <w:tcPr>
             <w:tcW w:type="dxa" w:w="2493"/>
@@ -769,6 +776,9 @@
         </w:tc>
       </w:tr>
       <w:tr>
+        <w:trPr>
+          <w:cantSplit/>
+        </w:trPr>
         <w:tc>
           <w:tcPr>
             <w:tcW w:type="dxa" w:w="2493"/>
@@ -997,6 +1007,10 @@
         <w:gridCol w:w="3324"/>
       </w:tblGrid>
       <w:tr>
+        <w:trPr>
+          <w:cantSplit/>
+          <w:tblHeader/>
+        </w:trPr>
         <w:tc>
           <w:tcPr>
             <w:tcW w:type="dxa" w:w="3324"/>
@@ -1059,6 +1073,9 @@
         </w:tc>
       </w:tr>
       <w:tr>
+        <w:trPr>
+          <w:cantSplit/>
+        </w:trPr>
         <w:tc>
           <w:tcPr>
             <w:tcW w:type="dxa" w:w="3324"/>
@@ -1121,6 +1138,9 @@
         </w:tc>
       </w:tr>
       <w:tr>
+        <w:trPr>
+          <w:cantSplit/>
+        </w:trPr>
         <w:tc>
           <w:tcPr>
             <w:tcW w:type="dxa" w:w="3324"/>
@@ -1183,6 +1203,9 @@
         </w:tc>
       </w:tr>
       <w:tr>
+        <w:trPr>
+          <w:cantSplit/>
+        </w:trPr>
         <w:tc>
           <w:tcPr>
             <w:tcW w:type="dxa" w:w="3324"/>
@@ -1245,6 +1268,9 @@
         </w:tc>
       </w:tr>
       <w:tr>
+        <w:trPr>
+          <w:cantSplit/>
+        </w:trPr>
         <w:tc>
           <w:tcPr>
             <w:tcW w:type="dxa" w:w="3324"/>
@@ -1307,6 +1333,9 @@
         </w:tc>
       </w:tr>
       <w:tr>
+        <w:trPr>
+          <w:cantSplit/>
+        </w:trPr>
         <w:tc>
           <w:tcPr>
             <w:tcW w:type="dxa" w:w="3324"/>
@@ -1369,6 +1398,9 @@
         </w:tc>
       </w:tr>
       <w:tr>
+        <w:trPr>
+          <w:cantSplit/>
+        </w:trPr>
         <w:tc>
           <w:tcPr>
             <w:tcW w:type="dxa" w:w="3324"/>
@@ -1431,6 +1463,9 @@
         </w:tc>
       </w:tr>
       <w:tr>
+        <w:trPr>
+          <w:cantSplit/>
+        </w:trPr>
         <w:tc>
           <w:tcPr>
             <w:tcW w:type="dxa" w:w="3324"/>
@@ -1767,6 +1802,10 @@
         <w:gridCol w:w="4986"/>
       </w:tblGrid>
       <w:tr>
+        <w:trPr>
+          <w:cantSplit/>
+          <w:tblHeader/>
+        </w:trPr>
         <w:tc>
           <w:tcPr>
             <w:tcW w:type="dxa" w:w="4986"/>
@@ -1809,6 +1848,9 @@
         </w:tc>
       </w:tr>
       <w:tr>
+        <w:trPr>
+          <w:cantSplit/>
+        </w:trPr>
         <w:tc>
           <w:tcPr>
             <w:tcW w:type="dxa" w:w="4986"/>
@@ -1851,6 +1893,9 @@
         </w:tc>
       </w:tr>
       <w:tr>
+        <w:trPr>
+          <w:cantSplit/>
+        </w:trPr>
         <w:tc>
           <w:tcPr>
             <w:tcW w:type="dxa" w:w="4986"/>
@@ -1893,6 +1938,9 @@
         </w:tc>
       </w:tr>
       <w:tr>
+        <w:trPr>
+          <w:cantSplit/>
+        </w:trPr>
         <w:tc>
           <w:tcPr>
             <w:tcW w:type="dxa" w:w="4986"/>
@@ -1935,6 +1983,9 @@
         </w:tc>
       </w:tr>
       <w:tr>
+        <w:trPr>
+          <w:cantSplit/>
+        </w:trPr>
         <w:tc>
           <w:tcPr>
             <w:tcW w:type="dxa" w:w="4986"/>
@@ -1977,6 +2028,9 @@
         </w:tc>
       </w:tr>
       <w:tr>
+        <w:trPr>
+          <w:cantSplit/>
+        </w:trPr>
         <w:tc>
           <w:tcPr>
             <w:tcW w:type="dxa" w:w="4986"/>
@@ -2019,6 +2073,9 @@
         </w:tc>
       </w:tr>
       <w:tr>
+        <w:trPr>
+          <w:cantSplit/>
+        </w:trPr>
         <w:tc>
           <w:tcPr>
             <w:tcW w:type="dxa" w:w="4986"/>
@@ -2061,6 +2118,9 @@
         </w:tc>
       </w:tr>
       <w:tr>
+        <w:trPr>
+          <w:cantSplit/>
+        </w:trPr>
         <w:tc>
           <w:tcPr>
             <w:tcW w:type="dxa" w:w="4986"/>
@@ -2103,6 +2163,9 @@
         </w:tc>
       </w:tr>
       <w:tr>
+        <w:trPr>
+          <w:cantSplit/>
+        </w:trPr>
         <w:tc>
           <w:tcPr>
             <w:tcW w:type="dxa" w:w="4986"/>
@@ -2609,6 +2672,10 @@
         <w:gridCol w:w="4986"/>
       </w:tblGrid>
       <w:tr>
+        <w:trPr>
+          <w:cantSplit/>
+          <w:tblHeader/>
+        </w:trPr>
         <w:tc>
           <w:tcPr>
             <w:tcW w:type="dxa" w:w="4986"/>
@@ -2651,6 +2718,9 @@
         </w:tc>
       </w:tr>
       <w:tr>
+        <w:trPr>
+          <w:cantSplit/>
+        </w:trPr>
         <w:tc>
           <w:tcPr>
             <w:tcW w:type="dxa" w:w="4986"/>
@@ -2693,6 +2763,9 @@
         </w:tc>
       </w:tr>
       <w:tr>
+        <w:trPr>
+          <w:cantSplit/>
+        </w:trPr>
         <w:tc>
           <w:tcPr>
             <w:tcW w:type="dxa" w:w="4986"/>
@@ -2735,6 +2808,9 @@
         </w:tc>
       </w:tr>
       <w:tr>
+        <w:trPr>
+          <w:cantSplit/>
+        </w:trPr>
         <w:tc>
           <w:tcPr>
             <w:tcW w:type="dxa" w:w="4986"/>
@@ -2777,6 +2853,9 @@
         </w:tc>
       </w:tr>
       <w:tr>
+        <w:trPr>
+          <w:cantSplit/>
+        </w:trPr>
         <w:tc>
           <w:tcPr>
             <w:tcW w:type="dxa" w:w="4986"/>
@@ -2819,6 +2898,9 @@
         </w:tc>
       </w:tr>
       <w:tr>
+        <w:trPr>
+          <w:cantSplit/>
+        </w:trPr>
         <w:tc>
           <w:tcPr>
             <w:tcW w:type="dxa" w:w="4986"/>
@@ -2986,6 +3068,10 @@
         <w:gridCol w:w="3324"/>
       </w:tblGrid>
       <w:tr>
+        <w:trPr>
+          <w:cantSplit/>
+          <w:tblHeader/>
+        </w:trPr>
         <w:tc>
           <w:tcPr>
             <w:tcW w:type="dxa" w:w="3324"/>
@@ -3048,6 +3134,9 @@
         </w:tc>
       </w:tr>
       <w:tr>
+        <w:trPr>
+          <w:cantSplit/>
+        </w:trPr>
         <w:tc>
           <w:tcPr>
             <w:tcW w:type="dxa" w:w="3324"/>
@@ -3110,6 +3199,9 @@
         </w:tc>
       </w:tr>
       <w:tr>
+        <w:trPr>
+          <w:cantSplit/>
+        </w:trPr>
         <w:tc>
           <w:tcPr>
             <w:tcW w:type="dxa" w:w="3324"/>
@@ -3172,6 +3264,9 @@
         </w:tc>
       </w:tr>
       <w:tr>
+        <w:trPr>
+          <w:cantSplit/>
+        </w:trPr>
         <w:tc>
           <w:tcPr>
             <w:tcW w:type="dxa" w:w="3324"/>
@@ -3392,6 +3487,10 @@
         <w:gridCol w:w="3324"/>
       </w:tblGrid>
       <w:tr>
+        <w:trPr>
+          <w:cantSplit/>
+          <w:tblHeader/>
+        </w:trPr>
         <w:tc>
           <w:tcPr>
             <w:tcW w:type="dxa" w:w="3324"/>
@@ -3454,6 +3553,9 @@
         </w:tc>
       </w:tr>
       <w:tr>
+        <w:trPr>
+          <w:cantSplit/>
+        </w:trPr>
         <w:tc>
           <w:tcPr>
             <w:tcW w:type="dxa" w:w="3324"/>
@@ -3516,6 +3618,9 @@
         </w:tc>
       </w:tr>
       <w:tr>
+        <w:trPr>
+          <w:cantSplit/>
+        </w:trPr>
         <w:tc>
           <w:tcPr>
             <w:tcW w:type="dxa" w:w="3324"/>
@@ -3578,6 +3683,9 @@
         </w:tc>
       </w:tr>
       <w:tr>
+        <w:trPr>
+          <w:cantSplit/>
+        </w:trPr>
         <w:tc>
           <w:tcPr>
             <w:tcW w:type="dxa" w:w="3324"/>
@@ -3640,6 +3748,9 @@
         </w:tc>
       </w:tr>
       <w:tr>
+        <w:trPr>
+          <w:cantSplit/>
+        </w:trPr>
         <w:tc>
           <w:tcPr>
             <w:tcW w:type="dxa" w:w="3324"/>
@@ -3702,6 +3813,9 @@
         </w:tc>
       </w:tr>
       <w:tr>
+        <w:trPr>
+          <w:cantSplit/>
+        </w:trPr>
         <w:tc>
           <w:tcPr>
             <w:tcW w:type="dxa" w:w="3324"/>
@@ -3764,6 +3878,9 @@
         </w:tc>
       </w:tr>
       <w:tr>
+        <w:trPr>
+          <w:cantSplit/>
+        </w:trPr>
         <w:tc>
           <w:tcPr>
             <w:tcW w:type="dxa" w:w="3324"/>
@@ -3967,6 +4084,10 @@
         <w:gridCol w:w="2493"/>
       </w:tblGrid>
       <w:tr>
+        <w:trPr>
+          <w:cantSplit/>
+          <w:tblHeader/>
+        </w:trPr>
         <w:tc>
           <w:tcPr>
             <w:tcW w:type="dxa" w:w="2493"/>
@@ -4049,6 +4170,9 @@
         </w:tc>
       </w:tr>
       <w:tr>
+        <w:trPr>
+          <w:cantSplit/>
+        </w:trPr>
         <w:tc>
           <w:tcPr>
             <w:tcW w:type="dxa" w:w="2493"/>
@@ -4131,6 +4255,9 @@
         </w:tc>
       </w:tr>
       <w:tr>
+        <w:trPr>
+          <w:cantSplit/>
+        </w:trPr>
         <w:tc>
           <w:tcPr>
             <w:tcW w:type="dxa" w:w="2493"/>
@@ -4213,6 +4340,9 @@
         </w:tc>
       </w:tr>
       <w:tr>
+        <w:trPr>
+          <w:cantSplit/>
+        </w:trPr>
         <w:tc>
           <w:tcPr>
             <w:tcW w:type="dxa" w:w="2493"/>
@@ -4407,6 +4537,10 @@
         <w:gridCol w:w="1994"/>
       </w:tblGrid>
       <w:tr>
+        <w:trPr>
+          <w:cantSplit/>
+          <w:tblHeader/>
+        </w:trPr>
         <w:tc>
           <w:tcPr>
             <w:tcW w:type="dxa" w:w="1994"/>
@@ -4509,6 +4643,9 @@
         </w:tc>
       </w:tr>
       <w:tr>
+        <w:trPr>
+          <w:cantSplit/>
+        </w:trPr>
         <w:tc>
           <w:tcPr>
             <w:tcW w:type="dxa" w:w="1994"/>
@@ -4611,6 +4748,9 @@
         </w:tc>
       </w:tr>
       <w:tr>
+        <w:trPr>
+          <w:cantSplit/>
+        </w:trPr>
         <w:tc>
           <w:tcPr>
             <w:tcW w:type="dxa" w:w="1994"/>
@@ -4713,6 +4853,9 @@
         </w:tc>
       </w:tr>
       <w:tr>
+        <w:trPr>
+          <w:cantSplit/>
+        </w:trPr>
         <w:tc>
           <w:tcPr>
             <w:tcW w:type="dxa" w:w="1994"/>
@@ -4815,6 +4958,9 @@
         </w:tc>
       </w:tr>
       <w:tr>
+        <w:trPr>
+          <w:cantSplit/>
+        </w:trPr>
         <w:tc>
           <w:tcPr>
             <w:tcW w:type="dxa" w:w="1994"/>
@@ -5057,6 +5203,10 @@
         <w:gridCol w:w="3324"/>
       </w:tblGrid>
       <w:tr>
+        <w:trPr>
+          <w:cantSplit/>
+          <w:tblHeader/>
+        </w:trPr>
         <w:tc>
           <w:tcPr>
             <w:tcW w:type="dxa" w:w="3324"/>
@@ -5119,6 +5269,9 @@
         </w:tc>
       </w:tr>
       <w:tr>
+        <w:trPr>
+          <w:cantSplit/>
+        </w:trPr>
         <w:tc>
           <w:tcPr>
             <w:tcW w:type="dxa" w:w="3324"/>
@@ -5181,6 +5334,9 @@
         </w:tc>
       </w:tr>
       <w:tr>
+        <w:trPr>
+          <w:cantSplit/>
+        </w:trPr>
         <w:tc>
           <w:tcPr>
             <w:tcW w:type="dxa" w:w="3324"/>
@@ -5243,6 +5399,9 @@
         </w:tc>
       </w:tr>
       <w:tr>
+        <w:trPr>
+          <w:cantSplit/>
+        </w:trPr>
         <w:tc>
           <w:tcPr>
             <w:tcW w:type="dxa" w:w="3324"/>
@@ -5305,6 +5464,9 @@
         </w:tc>
       </w:tr>
       <w:tr>
+        <w:trPr>
+          <w:cantSplit/>
+        </w:trPr>
         <w:tc>
           <w:tcPr>
             <w:tcW w:type="dxa" w:w="3324"/>
@@ -5367,6 +5529,9 @@
         </w:tc>
       </w:tr>
       <w:tr>
+        <w:trPr>
+          <w:cantSplit/>
+        </w:trPr>
         <w:tc>
           <w:tcPr>
             <w:tcW w:type="dxa" w:w="3324"/>
@@ -5429,6 +5594,9 @@
         </w:tc>
       </w:tr>
       <w:tr>
+        <w:trPr>
+          <w:cantSplit/>
+        </w:trPr>
         <w:tc>
           <w:tcPr>
             <w:tcW w:type="dxa" w:w="3324"/>
@@ -5726,6 +5894,10 @@
         <w:gridCol w:w="1662"/>
       </w:tblGrid>
       <w:tr>
+        <w:trPr>
+          <w:cantSplit/>
+          <w:tblHeader/>
+        </w:trPr>
         <w:tc>
           <w:tcPr>
             <w:tcW w:type="dxa" w:w="1662"/>
@@ -5848,6 +6020,9 @@
         </w:tc>
       </w:tr>
       <w:tr>
+        <w:trPr>
+          <w:cantSplit/>
+        </w:trPr>
         <w:tc>
           <w:tcPr>
             <w:tcW w:type="dxa" w:w="1662"/>
@@ -5970,6 +6145,9 @@
         </w:tc>
       </w:tr>
       <w:tr>
+        <w:trPr>
+          <w:cantSplit/>
+        </w:trPr>
         <w:tc>
           <w:tcPr>
             <w:tcW w:type="dxa" w:w="1662"/>
@@ -6092,6 +6270,9 @@
         </w:tc>
       </w:tr>
       <w:tr>
+        <w:trPr>
+          <w:cantSplit/>
+        </w:trPr>
         <w:tc>
           <w:tcPr>
             <w:tcW w:type="dxa" w:w="1662"/>
@@ -6214,6 +6395,9 @@
         </w:tc>
       </w:tr>
       <w:tr>
+        <w:trPr>
+          <w:cantSplit/>
+        </w:trPr>
         <w:tc>
           <w:tcPr>
             <w:tcW w:type="dxa" w:w="1662"/>
@@ -6336,6 +6520,9 @@
         </w:tc>
       </w:tr>
       <w:tr>
+        <w:trPr>
+          <w:cantSplit/>
+        </w:trPr>
         <w:tc>
           <w:tcPr>
             <w:tcW w:type="dxa" w:w="1662"/>
@@ -6658,7 +6845,7 @@
           <w:i w:val="0"/>
           <w:sz w:val="20"/>
         </w:rPr>
-        <w:t>The tip pairs sit at the ends of rigid frames that extend from each wing tip perpendicular to the planform, above and below, by three hundred percent of the local tip chord — 0.71 m in each direction, giving a vertical separation of 1.42 m between the upper and lower pairs. Figure 7 gives the placement and the resulting moment arms. The frames are long on purpose. The control moment is M = 2 T L, so lengthening the arm buys the same moment with less thrust; and because propeller power goes as thrust to the three-halves power, tripling the arm reduces the power required for a given moment to roughly one fifth. The frames are structure that is already needed for another reason, as Section 2.11 explains, so the arm is nearly free.</w:t>
+        <w:t>The tip pairs sit at the ends of rigid frames that extend from each wing tip perpendicular to the planform, above and below, by three hundred percent of the local tip chord — 0.71 m in each direction, giving a vertical separation of 1.42 m between the upper and lower pairs. Figure 8 gives the placement and the resulting moment arms. The frames are long on purpose. The control moment is M = 2 T L, so lengthening the arm buys the same moment with less thrust; and because propeller power goes as thrust to the three-halves power, tripling the arm reduces the power required for a given moment to roughly one fifth. The frames are structure that is already needed for another reason, as Section 2.11 explains, so the arm is nearly free.</w:t>
       </w:r>
     </w:p>
     <w:p>
@@ -6907,6 +7094,10 @@
         <w:gridCol w:w="1994"/>
       </w:tblGrid>
       <w:tr>
+        <w:trPr>
+          <w:cantSplit/>
+          <w:tblHeader/>
+        </w:trPr>
         <w:tc>
           <w:tcPr>
             <w:tcW w:type="dxa" w:w="1994"/>
@@ -7009,6 +7200,9 @@
         </w:tc>
       </w:tr>
       <w:tr>
+        <w:trPr>
+          <w:cantSplit/>
+        </w:trPr>
         <w:tc>
           <w:tcPr>
             <w:tcW w:type="dxa" w:w="1994"/>
@@ -7111,6 +7305,9 @@
         </w:tc>
       </w:tr>
       <w:tr>
+        <w:trPr>
+          <w:cantSplit/>
+        </w:trPr>
         <w:tc>
           <w:tcPr>
             <w:tcW w:type="dxa" w:w="1994"/>
@@ -7213,6 +7410,9 @@
         </w:tc>
       </w:tr>
       <w:tr>
+        <w:trPr>
+          <w:cantSplit/>
+        </w:trPr>
         <w:tc>
           <w:tcPr>
             <w:tcW w:type="dxa" w:w="1994"/>
@@ -7315,6 +7515,9 @@
         </w:tc>
       </w:tr>
       <w:tr>
+        <w:trPr>
+          <w:cantSplit/>
+        </w:trPr>
         <w:tc>
           <w:tcPr>
             <w:tcW w:type="dxa" w:w="1994"/>
@@ -7417,6 +7620,9 @@
         </w:tc>
       </w:tr>
       <w:tr>
+        <w:trPr>
+          <w:cantSplit/>
+        </w:trPr>
         <w:tc>
           <w:tcPr>
             <w:tcW w:type="dxa" w:w="1994"/>
@@ -7519,6 +7725,9 @@
         </w:tc>
       </w:tr>
       <w:tr>
+        <w:trPr>
+          <w:cantSplit/>
+        </w:trPr>
         <w:tc>
           <w:tcPr>
             <w:tcW w:type="dxa" w:w="1994"/>
@@ -7621,6 +7830,9 @@
         </w:tc>
       </w:tr>
       <w:tr>
+        <w:trPr>
+          <w:cantSplit/>
+        </w:trPr>
         <w:tc>
           <w:tcPr>
             <w:tcW w:type="dxa" w:w="1994"/>
@@ -7890,6 +8102,10 @@
         <w:gridCol w:w="3324"/>
       </w:tblGrid>
       <w:tr>
+        <w:trPr>
+          <w:cantSplit/>
+          <w:tblHeader/>
+        </w:trPr>
         <w:tc>
           <w:tcPr>
             <w:tcW w:type="dxa" w:w="3324"/>
@@ -7952,6 +8168,9 @@
         </w:tc>
       </w:tr>
       <w:tr>
+        <w:trPr>
+          <w:cantSplit/>
+        </w:trPr>
         <w:tc>
           <w:tcPr>
             <w:tcW w:type="dxa" w:w="3324"/>
@@ -8014,6 +8233,9 @@
         </w:tc>
       </w:tr>
       <w:tr>
+        <w:trPr>
+          <w:cantSplit/>
+        </w:trPr>
         <w:tc>
           <w:tcPr>
             <w:tcW w:type="dxa" w:w="3324"/>
@@ -8076,6 +8298,9 @@
         </w:tc>
       </w:tr>
       <w:tr>
+        <w:trPr>
+          <w:cantSplit/>
+        </w:trPr>
         <w:tc>
           <w:tcPr>
             <w:tcW w:type="dxa" w:w="3324"/>
@@ -8138,6 +8363,9 @@
         </w:tc>
       </w:tr>
       <w:tr>
+        <w:trPr>
+          <w:cantSplit/>
+        </w:trPr>
         <w:tc>
           <w:tcPr>
             <w:tcW w:type="dxa" w:w="3324"/>
@@ -8289,6 +8517,10 @@
         <w:gridCol w:w="3324"/>
       </w:tblGrid>
       <w:tr>
+        <w:trPr>
+          <w:cantSplit/>
+          <w:tblHeader/>
+        </w:trPr>
         <w:tc>
           <w:tcPr>
             <w:tcW w:type="dxa" w:w="3324"/>
@@ -8351,6 +8583,9 @@
         </w:tc>
       </w:tr>
       <w:tr>
+        <w:trPr>
+          <w:cantSplit/>
+        </w:trPr>
         <w:tc>
           <w:tcPr>
             <w:tcW w:type="dxa" w:w="3324"/>
@@ -8413,6 +8648,9 @@
         </w:tc>
       </w:tr>
       <w:tr>
+        <w:trPr>
+          <w:cantSplit/>
+        </w:trPr>
         <w:tc>
           <w:tcPr>
             <w:tcW w:type="dxa" w:w="3324"/>
@@ -8475,6 +8713,9 @@
         </w:tc>
       </w:tr>
       <w:tr>
+        <w:trPr>
+          <w:cantSplit/>
+        </w:trPr>
         <w:tc>
           <w:tcPr>
             <w:tcW w:type="dxa" w:w="3324"/>
@@ -8609,6 +8850,10 @@
         <w:gridCol w:w="2493"/>
       </w:tblGrid>
       <w:tr>
+        <w:trPr>
+          <w:cantSplit/>
+          <w:tblHeader/>
+        </w:trPr>
         <w:tc>
           <w:tcPr>
             <w:tcW w:type="dxa" w:w="2493"/>
@@ -8691,6 +8936,9 @@
         </w:tc>
       </w:tr>
       <w:tr>
+        <w:trPr>
+          <w:cantSplit/>
+        </w:trPr>
         <w:tc>
           <w:tcPr>
             <w:tcW w:type="dxa" w:w="2493"/>
@@ -8773,6 +9021,9 @@
         </w:tc>
       </w:tr>
       <w:tr>
+        <w:trPr>
+          <w:cantSplit/>
+        </w:trPr>
         <w:tc>
           <w:tcPr>
             <w:tcW w:type="dxa" w:w="2493"/>
@@ -8855,6 +9106,9 @@
         </w:tc>
       </w:tr>
       <w:tr>
+        <w:trPr>
+          <w:cantSplit/>
+        </w:trPr>
         <w:tc>
           <w:tcPr>
             <w:tcW w:type="dxa" w:w="2493"/>
@@ -9155,6 +9409,10 @@
         <w:gridCol w:w="3324"/>
       </w:tblGrid>
       <w:tr>
+        <w:trPr>
+          <w:cantSplit/>
+          <w:tblHeader/>
+        </w:trPr>
         <w:tc>
           <w:tcPr>
             <w:tcW w:type="dxa" w:w="3324"/>
@@ -9217,6 +9475,9 @@
         </w:tc>
       </w:tr>
       <w:tr>
+        <w:trPr>
+          <w:cantSplit/>
+        </w:trPr>
         <w:tc>
           <w:tcPr>
             <w:tcW w:type="dxa" w:w="3324"/>
@@ -9279,6 +9540,9 @@
         </w:tc>
       </w:tr>
       <w:tr>
+        <w:trPr>
+          <w:cantSplit/>
+        </w:trPr>
         <w:tc>
           <w:tcPr>
             <w:tcW w:type="dxa" w:w="3324"/>
@@ -9341,6 +9605,9 @@
         </w:tc>
       </w:tr>
       <w:tr>
+        <w:trPr>
+          <w:cantSplit/>
+        </w:trPr>
         <w:tc>
           <w:tcPr>
             <w:tcW w:type="dxa" w:w="3324"/>
@@ -10475,7 +10742,7 @@
           <w:i w:val="0"/>
           <w:sz w:val="20"/>
         </w:rPr>
-        <w:t>For the light reference design this is 433 N m⁻² in hover — the dynamic pressure of a 26 m s⁻¹ freestream — available at zero airspeed. The strip therefore produces a usable moment while the aircraft is standing still, which an aerodynamic surface outside the slipstream cannot. Its outboard portion lies beyond the slipstream, where it works against the freestream in cruise. The slipstream covers only twenty-seven to thirty-nine percent of the semi-span, so lengthening the strip to serve cruise does not compromise its hover function; one device serves two regimes. Figure 8 shows the strip against the slipstream boundary: the inboard 46 % of its length lies inside, the outboard 54 % outside.</w:t>
+        <w:t>For the light reference design this is 433 N m⁻² in hover — the dynamic pressure of a 26 m s⁻¹ freestream — available at zero airspeed. The strip therefore produces a usable moment while the aircraft is standing still, which an aerodynamic surface outside the slipstream cannot. Its outboard portion lies beyond the slipstream, where it works against the freestream in cruise. The slipstream covers only twenty-seven to thirty-nine percent of the semi-span, so lengthening the strip to serve cruise does not compromise its hover function; one device serves two regimes. Figure 9 shows the strip against the slipstream boundary: the inboard 46 % of its length lies inside, the outboard 54 % outside.</w:t>
       </w:r>
     </w:p>
     <w:p>
@@ -10768,6 +11035,10 @@
         <w:gridCol w:w="1662"/>
       </w:tblGrid>
       <w:tr>
+        <w:trPr>
+          <w:cantSplit/>
+          <w:tblHeader/>
+        </w:trPr>
         <w:tc>
           <w:tcPr>
             <w:tcW w:type="dxa" w:w="1662"/>
@@ -10881,6 +11152,9 @@
         </w:tc>
       </w:tr>
       <w:tr>
+        <w:trPr>
+          <w:cantSplit/>
+        </w:trPr>
         <w:tc>
           <w:tcPr>
             <w:tcW w:type="dxa" w:w="1662"/>
@@ -11003,6 +11277,9 @@
         </w:tc>
       </w:tr>
       <w:tr>
+        <w:trPr>
+          <w:cantSplit/>
+        </w:trPr>
         <w:tc>
           <w:tcPr>
             <w:tcW w:type="dxa" w:w="1662"/>
@@ -11249,7 +11526,7 @@
           <w:i w:val="0"/>
           <w:sz w:val="20"/>
         </w:rPr>
-        <w:t xml:space="preserve"> An earlier version of this study used four seconds. Against the inertia of this section that gives margins of 0.97 on the cheapest profile and 0.65 on a smooth one — that is, infeasible on both, since the shortest rotations the moment authority allows are 4.06 s and 4.98 s. Four seconds was not a margin and, with the corrected inertia, not even a boundary. Lengthening the rotation to 5.1 s brings the heavy margins to 1.57 and 1.05, matching the light design's 1.49 and 0.99 at its quoted two seconds, and costs nothing: Table 4 shows the tip-propeller power falling from thirteen percent of hover power to six, and the altitude-loss result of Section 3.15 is unchanged, remaining zero at every profile tested when the rotation is entered in a climb. The light design's own two seconds is on the same boundary — its smooth minimum is 2.01 s — so neither reference design has margin to spare on a smooth command, and both should be read as sized by this constraint.</w:t>
+        <w:t xml:space="preserve"> An earlier version of this study used four seconds. Against the inertia of this section that gives margins of 0.97 on the cheapest profile and 0.65 on a smooth one — that is, infeasible on both, since the shortest rotations the moment authority allows are 4.06 s and 4.98 s. Four seconds was not a margin and, with the corrected inertia, not even a boundary. Lengthening the rotation to 5.1 s brings the heavy margins to 1.57 and 1.05, matching the light design's 1.49 and 0.99 at its quoted two seconds, and costs nothing: Table 15 shows the tip-propeller power falling from thirteen percent of hover power to six, and the altitude-loss result of Section 3.15 is unchanged, remaining zero at every profile tested when the rotation is entered in a climb. The light design's own two seconds is on the same boundary — its smooth minimum is 2.01 s — so neither reference design has margin to spare on a smooth command, and both should be read as sized by this constraint.</w:t>
       </w:r>
     </w:p>
     <w:p>
@@ -11264,7 +11541,7 @@
           <w:i w:val="0"/>
           <w:sz w:val="20"/>
         </w:rPr>
-        <w:t>This is also, in moment terms, what Table 4 of Section 3.9 already said in units of power: that four seconds consumed nearly the whole tip-propeller allocation. The two statements agree, and the present calculation adds the rotation profile, which Table 4 did not distinguish.</w:t>
+        <w:t>This is also, in moment terms, what Table 15 of Section 3.9 already said in units of power: that four seconds consumed nearly the whole tip-propeller allocation. The two statements agree, and the present calculation adds the rotation profile, which Table 15 did not distinguish.</w:t>
       </w:r>
     </w:p>
     <w:p>
@@ -11406,6 +11683,10 @@
         <w:gridCol w:w="1662"/>
       </w:tblGrid>
       <w:tr>
+        <w:trPr>
+          <w:cantSplit/>
+          <w:tblHeader/>
+        </w:trPr>
         <w:tc>
           <w:tcPr>
             <w:tcW w:type="dxa" w:w="1662"/>
@@ -11519,6 +11800,9 @@
         </w:tc>
       </w:tr>
       <w:tr>
+        <w:trPr>
+          <w:cantSplit/>
+        </w:trPr>
         <w:tc>
           <w:tcPr>
             <w:tcW w:type="dxa" w:w="1662"/>
@@ -11641,6 +11925,9 @@
         </w:tc>
       </w:tr>
       <w:tr>
+        <w:trPr>
+          <w:cantSplit/>
+        </w:trPr>
         <w:tc>
           <w:tcPr>
             <w:tcW w:type="dxa" w:w="1662"/>
@@ -11763,6 +12050,9 @@
         </w:tc>
       </w:tr>
       <w:tr>
+        <w:trPr>
+          <w:cantSplit/>
+        </w:trPr>
         <w:tc>
           <w:tcPr>
             <w:tcW w:type="dxa" w:w="1662"/>
@@ -11885,6 +12175,9 @@
         </w:tc>
       </w:tr>
       <w:tr>
+        <w:trPr>
+          <w:cantSplit/>
+        </w:trPr>
         <w:tc>
           <w:tcPr>
             <w:tcW w:type="dxa" w:w="1662"/>
@@ -12262,6 +12555,10 @@
         <w:gridCol w:w="2493"/>
       </w:tblGrid>
       <w:tr>
+        <w:trPr>
+          <w:cantSplit/>
+          <w:tblHeader/>
+        </w:trPr>
         <w:tc>
           <w:tcPr>
             <w:tcW w:type="dxa" w:w="2493"/>
@@ -12344,6 +12641,9 @@
         </w:tc>
       </w:tr>
       <w:tr>
+        <w:trPr>
+          <w:cantSplit/>
+        </w:trPr>
         <w:tc>
           <w:tcPr>
             <w:tcW w:type="dxa" w:w="2493"/>
@@ -12426,6 +12726,9 @@
         </w:tc>
       </w:tr>
       <w:tr>
+        <w:trPr>
+          <w:cantSplit/>
+        </w:trPr>
         <w:tc>
           <w:tcPr>
             <w:tcW w:type="dxa" w:w="2493"/>
@@ -12508,6 +12811,9 @@
         </w:tc>
       </w:tr>
       <w:tr>
+        <w:trPr>
+          <w:cantSplit/>
+        </w:trPr>
         <w:tc>
           <w:tcPr>
             <w:tcW w:type="dxa" w:w="2493"/>
@@ -12590,6 +12896,9 @@
         </w:tc>
       </w:tr>
       <w:tr>
+        <w:trPr>
+          <w:cantSplit/>
+        </w:trPr>
         <w:tc>
           <w:tcPr>
             <w:tcW w:type="dxa" w:w="2493"/>
@@ -12794,6 +13103,10 @@
         <w:gridCol w:w="3324"/>
       </w:tblGrid>
       <w:tr>
+        <w:trPr>
+          <w:cantSplit/>
+          <w:tblHeader/>
+        </w:trPr>
         <w:tc>
           <w:tcPr>
             <w:tcW w:type="dxa" w:w="3324"/>
@@ -12856,6 +13169,9 @@
         </w:tc>
       </w:tr>
       <w:tr>
+        <w:trPr>
+          <w:cantSplit/>
+        </w:trPr>
         <w:tc>
           <w:tcPr>
             <w:tcW w:type="dxa" w:w="3324"/>
@@ -12918,6 +13234,9 @@
         </w:tc>
       </w:tr>
       <w:tr>
+        <w:trPr>
+          <w:cantSplit/>
+        </w:trPr>
         <w:tc>
           <w:tcPr>
             <w:tcW w:type="dxa" w:w="3324"/>
@@ -12980,6 +13299,9 @@
         </w:tc>
       </w:tr>
       <w:tr>
+        <w:trPr>
+          <w:cantSplit/>
+        </w:trPr>
         <w:tc>
           <w:tcPr>
             <w:tcW w:type="dxa" w:w="3324"/>
@@ -13042,6 +13364,9 @@
         </w:tc>
       </w:tr>
       <w:tr>
+        <w:trPr>
+          <w:cantSplit/>
+        </w:trPr>
         <w:tc>
           <w:tcPr>
             <w:tcW w:type="dxa" w:w="3324"/>
@@ -13104,6 +13429,9 @@
         </w:tc>
       </w:tr>
       <w:tr>
+        <w:trPr>
+          <w:cantSplit/>
+        </w:trPr>
         <w:tc>
           <w:tcPr>
             <w:tcW w:type="dxa" w:w="3324"/>
@@ -13166,6 +13494,9 @@
         </w:tc>
       </w:tr>
       <w:tr>
+        <w:trPr>
+          <w:cantSplit/>
+        </w:trPr>
         <w:tc>
           <w:tcPr>
             <w:tcW w:type="dxa" w:w="3324"/>
@@ -13228,6 +13559,9 @@
         </w:tc>
       </w:tr>
       <w:tr>
+        <w:trPr>
+          <w:cantSplit/>
+        </w:trPr>
         <w:tc>
           <w:tcPr>
             <w:tcW w:type="dxa" w:w="3324"/>
@@ -13290,6 +13624,9 @@
         </w:tc>
       </w:tr>
       <w:tr>
+        <w:trPr>
+          <w:cantSplit/>
+        </w:trPr>
         <w:tc>
           <w:tcPr>
             <w:tcW w:type="dxa" w:w="3324"/>
@@ -13352,6 +13689,9 @@
         </w:tc>
       </w:tr>
       <w:tr>
+        <w:trPr>
+          <w:cantSplit/>
+        </w:trPr>
         <w:tc>
           <w:tcPr>
             <w:tcW w:type="dxa" w:w="3324"/>
@@ -13736,6 +14076,10 @@
         <w:gridCol w:w="1994"/>
       </w:tblGrid>
       <w:tr>
+        <w:trPr>
+          <w:cantSplit/>
+          <w:tblHeader/>
+        </w:trPr>
         <w:tc>
           <w:tcPr>
             <w:tcW w:type="dxa" w:w="1994"/>
@@ -13838,6 +14182,9 @@
         </w:tc>
       </w:tr>
       <w:tr>
+        <w:trPr>
+          <w:cantSplit/>
+        </w:trPr>
         <w:tc>
           <w:tcPr>
             <w:tcW w:type="dxa" w:w="1994"/>
@@ -13940,6 +14287,9 @@
         </w:tc>
       </w:tr>
       <w:tr>
+        <w:trPr>
+          <w:cantSplit/>
+        </w:trPr>
         <w:tc>
           <w:tcPr>
             <w:tcW w:type="dxa" w:w="1994"/>
@@ -14042,6 +14392,9 @@
         </w:tc>
       </w:tr>
       <w:tr>
+        <w:trPr>
+          <w:cantSplit/>
+        </w:trPr>
         <w:tc>
           <w:tcPr>
             <w:tcW w:type="dxa" w:w="1994"/>
@@ -14144,6 +14497,9 @@
         </w:tc>
       </w:tr>
       <w:tr>
+        <w:trPr>
+          <w:cantSplit/>
+        </w:trPr>
         <w:tc>
           <w:tcPr>
             <w:tcW w:type="dxa" w:w="1994"/>
@@ -14329,6 +14685,10 @@
         <w:gridCol w:w="1662"/>
       </w:tblGrid>
       <w:tr>
+        <w:trPr>
+          <w:cantSplit/>
+          <w:tblHeader/>
+        </w:trPr>
         <w:tc>
           <w:tcPr>
             <w:tcW w:type="dxa" w:w="1662"/>
@@ -14451,6 +14811,9 @@
         </w:tc>
       </w:tr>
       <w:tr>
+        <w:trPr>
+          <w:cantSplit/>
+        </w:trPr>
         <w:tc>
           <w:tcPr>
             <w:tcW w:type="dxa" w:w="1662"/>
@@ -14573,6 +14936,9 @@
         </w:tc>
       </w:tr>
       <w:tr>
+        <w:trPr>
+          <w:cantSplit/>
+        </w:trPr>
         <w:tc>
           <w:tcPr>
             <w:tcW w:type="dxa" w:w="1662"/>
@@ -14695,6 +15061,9 @@
         </w:tc>
       </w:tr>
       <w:tr>
+        <w:trPr>
+          <w:cantSplit/>
+        </w:trPr>
         <w:tc>
           <w:tcPr>
             <w:tcW w:type="dxa" w:w="1662"/>
@@ -14817,6 +15186,9 @@
         </w:tc>
       </w:tr>
       <w:tr>
+        <w:trPr>
+          <w:cantSplit/>
+        </w:trPr>
         <w:tc>
           <w:tcPr>
             <w:tcW w:type="dxa" w:w="1662"/>
@@ -15129,6 +15501,10 @@
         <w:gridCol w:w="1994"/>
       </w:tblGrid>
       <w:tr>
+        <w:trPr>
+          <w:cantSplit/>
+          <w:tblHeader/>
+        </w:trPr>
         <w:tc>
           <w:tcPr>
             <w:tcW w:type="dxa" w:w="1994"/>
@@ -15222,6 +15598,9 @@
         </w:tc>
       </w:tr>
       <w:tr>
+        <w:trPr>
+          <w:cantSplit/>
+        </w:trPr>
         <w:tc>
           <w:tcPr>
             <w:tcW w:type="dxa" w:w="1994"/>
@@ -15324,6 +15703,9 @@
         </w:tc>
       </w:tr>
       <w:tr>
+        <w:trPr>
+          <w:cantSplit/>
+        </w:trPr>
         <w:tc>
           <w:tcPr>
             <w:tcW w:type="dxa" w:w="1994"/>
@@ -15687,6 +16069,10 @@
         <w:gridCol w:w="2493"/>
       </w:tblGrid>
       <w:tr>
+        <w:trPr>
+          <w:cantSplit/>
+          <w:tblHeader/>
+        </w:trPr>
         <w:tc>
           <w:tcPr>
             <w:tcW w:type="dxa" w:w="2493"/>
@@ -15760,6 +16146,9 @@
         </w:tc>
       </w:tr>
       <w:tr>
+        <w:trPr>
+          <w:cantSplit/>
+        </w:trPr>
         <w:tc>
           <w:tcPr>
             <w:tcW w:type="dxa" w:w="2493"/>
@@ -15842,6 +16231,9 @@
         </w:tc>
       </w:tr>
       <w:tr>
+        <w:trPr>
+          <w:cantSplit/>
+        </w:trPr>
         <w:tc>
           <w:tcPr>
             <w:tcW w:type="dxa" w:w="2493"/>
@@ -15924,6 +16316,9 @@
         </w:tc>
       </w:tr>
       <w:tr>
+        <w:trPr>
+          <w:cantSplit/>
+        </w:trPr>
         <w:tc>
           <w:tcPr>
             <w:tcW w:type="dxa" w:w="2493"/>
@@ -16006,6 +16401,9 @@
         </w:tc>
       </w:tr>
       <w:tr>
+        <w:trPr>
+          <w:cantSplit/>
+        </w:trPr>
         <w:tc>
           <w:tcPr>
             <w:tcW w:type="dxa" w:w="2493"/>
@@ -16494,6 +16892,10 @@
         <w:gridCol w:w="3324"/>
       </w:tblGrid>
       <w:tr>
+        <w:trPr>
+          <w:cantSplit/>
+          <w:tblHeader/>
+        </w:trPr>
         <w:tc>
           <w:tcPr>
             <w:tcW w:type="dxa" w:w="3324"/>
@@ -16556,6 +16958,9 @@
         </w:tc>
       </w:tr>
       <w:tr>
+        <w:trPr>
+          <w:cantSplit/>
+        </w:trPr>
         <w:tc>
           <w:tcPr>
             <w:tcW w:type="dxa" w:w="3324"/>
@@ -16618,6 +17023,9 @@
         </w:tc>
       </w:tr>
       <w:tr>
+        <w:trPr>
+          <w:cantSplit/>
+        </w:trPr>
         <w:tc>
           <w:tcPr>
             <w:tcW w:type="dxa" w:w="3324"/>
@@ -16680,6 +17088,9 @@
         </w:tc>
       </w:tr>
       <w:tr>
+        <w:trPr>
+          <w:cantSplit/>
+        </w:trPr>
         <w:tc>
           <w:tcPr>
             <w:tcW w:type="dxa" w:w="3324"/>
@@ -16742,6 +17153,9 @@
         </w:tc>
       </w:tr>
       <w:tr>
+        <w:trPr>
+          <w:cantSplit/>
+        </w:trPr>
         <w:tc>
           <w:tcPr>
             <w:tcW w:type="dxa" w:w="3324"/>
@@ -18990,7 +19404,7 @@
           <w:i w:val="0"/>
           <w:sz w:val="20"/>
         </w:rPr>
-        <w:t>$$f_1(a) = \frac{m_\text{hover-only}(a)}{\mathrm{MTOW}}, \qquad f_2(a) = 1 - \frac{(L/D)_a}{(L/D)_\text{clean}}, \qquad f_3(a) = \frac{P_\text{cont}(a) - P_\text{cruise}}{\sigma_P\,\mathrm{MTOW}}$$</w:t>
+        <w:t>f_1(a) = m_hover-only(a) / MTOW f_2(a) = 1 - (L/D)_a / (L/D)_clean f_3(a) = ( P_cont(a) - P_cruise ) / ( σ_P · MTOW )</w:t>
       </w:r>
     </w:p>
     <w:p>
@@ -19327,6 +19741,10 @@
         <w:gridCol w:w="3324"/>
       </w:tblGrid>
       <w:tr>
+        <w:trPr>
+          <w:cantSplit/>
+          <w:tblHeader/>
+        </w:trPr>
         <w:tc>
           <w:tcPr>
             <w:tcW w:type="dxa" w:w="3324"/>
@@ -19389,6 +19807,9 @@
         </w:tc>
       </w:tr>
       <w:tr>
+        <w:trPr>
+          <w:cantSplit/>
+        </w:trPr>
         <w:tc>
           <w:tcPr>
             <w:tcW w:type="dxa" w:w="3324"/>
@@ -19451,6 +19872,9 @@
         </w:tc>
       </w:tr>
       <w:tr>
+        <w:trPr>
+          <w:cantSplit/>
+        </w:trPr>
         <w:tc>
           <w:tcPr>
             <w:tcW w:type="dxa" w:w="3324"/>
@@ -19513,6 +19937,9 @@
         </w:tc>
       </w:tr>
       <w:tr>
+        <w:trPr>
+          <w:cantSplit/>
+        </w:trPr>
         <w:tc>
           <w:tcPr>
             <w:tcW w:type="dxa" w:w="3324"/>
@@ -19575,6 +20002,9 @@
         </w:tc>
       </w:tr>
       <w:tr>
+        <w:trPr>
+          <w:cantSplit/>
+        </w:trPr>
         <w:tc>
           <w:tcPr>
             <w:tcW w:type="dxa" w:w="3324"/>
@@ -19637,6 +20067,9 @@
         </w:tc>
       </w:tr>
       <w:tr>
+        <w:trPr>
+          <w:cantSplit/>
+        </w:trPr>
         <w:tc>
           <w:tcPr>
             <w:tcW w:type="dxa" w:w="3324"/>
@@ -19699,6 +20132,9 @@
         </w:tc>
       </w:tr>
       <w:tr>
+        <w:trPr>
+          <w:cantSplit/>
+        </w:trPr>
         <w:tc>
           <w:tcPr>
             <w:tcW w:type="dxa" w:w="3324"/>
@@ -19938,6 +20374,10 @@
         <w:gridCol w:w="2493"/>
       </w:tblGrid>
       <w:tr>
+        <w:trPr>
+          <w:cantSplit/>
+          <w:tblHeader/>
+        </w:trPr>
         <w:tc>
           <w:tcPr>
             <w:tcW w:type="dxa" w:w="2493"/>
@@ -20011,6 +20451,9 @@
         </w:tc>
       </w:tr>
       <w:tr>
+        <w:trPr>
+          <w:cantSplit/>
+        </w:trPr>
         <w:tc>
           <w:tcPr>
             <w:tcW w:type="dxa" w:w="2493"/>
@@ -20093,6 +20536,9 @@
         </w:tc>
       </w:tr>
       <w:tr>
+        <w:trPr>
+          <w:cantSplit/>
+        </w:trPr>
         <w:tc>
           <w:tcPr>
             <w:tcW w:type="dxa" w:w="2493"/>
@@ -20175,6 +20621,9 @@
         </w:tc>
       </w:tr>
       <w:tr>
+        <w:trPr>
+          <w:cantSplit/>
+        </w:trPr>
         <w:tc>
           <w:tcPr>
             <w:tcW w:type="dxa" w:w="2493"/>
@@ -20257,6 +20706,9 @@
         </w:tc>
       </w:tr>
       <w:tr>
+        <w:trPr>
+          <w:cantSplit/>
+        </w:trPr>
         <w:tc>
           <w:tcPr>
             <w:tcW w:type="dxa" w:w="2493"/>
@@ -20513,7 +20965,7 @@
           <w:i w:val="0"/>
           <w:sz w:val="20"/>
         </w:rPr>
-        <w:t>$$\mathrm{MTOW} = \frac{m_\text{payload}}{1 - f_\text{empty} - f_\text{fuel}}, \qquad P_\text{hover} = \frac{W^{3/2}}{\eta_h \sqrt{2\rho A}}, \qquad R = \frac{f_\text{fuel}\, E^{*} \eta_\text{chain}}{g}\,\frac{L}{D}$$</w:t>
+        <w:t>MTOW      = m_payload / ( 1 - f_empty - f_fuel ) P_hover   = W^(3/2) / ( η_h √(2ρA) ) R         = f_fuel · E* · η_chain · (L/D) / g</w:t>
       </w:r>
     </w:p>
     <w:p>
@@ -20593,6 +21045,10 @@
         <w:gridCol w:w="2493"/>
       </w:tblGrid>
       <w:tr>
+        <w:trPr>
+          <w:cantSplit/>
+          <w:tblHeader/>
+        </w:trPr>
         <w:tc>
           <w:tcPr>
             <w:tcW w:type="dxa" w:w="2493"/>
@@ -20666,6 +21122,9 @@
         </w:tc>
       </w:tr>
       <w:tr>
+        <w:trPr>
+          <w:cantSplit/>
+        </w:trPr>
         <w:tc>
           <w:tcPr>
             <w:tcW w:type="dxa" w:w="2493"/>
@@ -20748,6 +21207,9 @@
         </w:tc>
       </w:tr>
       <w:tr>
+        <w:trPr>
+          <w:cantSplit/>
+        </w:trPr>
         <w:tc>
           <w:tcPr>
             <w:tcW w:type="dxa" w:w="2493"/>
@@ -20830,6 +21292,9 @@
         </w:tc>
       </w:tr>
       <w:tr>
+        <w:trPr>
+          <w:cantSplit/>
+        </w:trPr>
         <w:tc>
           <w:tcPr>
             <w:tcW w:type="dxa" w:w="2493"/>
@@ -20953,6 +21418,10 @@
         <w:gridCol w:w="1662"/>
       </w:tblGrid>
       <w:tr>
+        <w:trPr>
+          <w:cantSplit/>
+          <w:tblHeader/>
+        </w:trPr>
         <w:tc>
           <w:tcPr>
             <w:tcW w:type="dxa" w:w="1662"/>
@@ -21066,6 +21535,9 @@
         </w:tc>
       </w:tr>
       <w:tr>
+        <w:trPr>
+          <w:cantSplit/>
+        </w:trPr>
         <w:tc>
           <w:tcPr>
             <w:tcW w:type="dxa" w:w="1662"/>
@@ -21188,6 +21660,9 @@
         </w:tc>
       </w:tr>
       <w:tr>
+        <w:trPr>
+          <w:cantSplit/>
+        </w:trPr>
         <w:tc>
           <w:tcPr>
             <w:tcW w:type="dxa" w:w="1662"/>
@@ -21310,6 +21785,9 @@
         </w:tc>
       </w:tr>
       <w:tr>
+        <w:trPr>
+          <w:cantSplit/>
+        </w:trPr>
         <w:tc>
           <w:tcPr>
             <w:tcW w:type="dxa" w:w="1662"/>
@@ -21499,7 +21977,7 @@
           <w:i w:val="0"/>
           <w:sz w:val="20"/>
         </w:rPr>
-        <w:t>$$R = \frac{E^{*}\eta_\text{chain}}{g}\,\frac{L}{D}\,\frac{m_\text{fuel}}{\mathrm{MTOW}}$$</w:t>
+        <w:t>R = ( E* · η_chain / g ) · (L/D) · ( m_fuel / MTOW )</w:t>
       </w:r>
     </w:p>
     <w:p>
@@ -21582,6 +22060,10 @@
         <w:gridCol w:w="2493"/>
       </w:tblGrid>
       <w:tr>
+        <w:trPr>
+          <w:cantSplit/>
+          <w:tblHeader/>
+        </w:trPr>
         <w:tc>
           <w:tcPr>
             <w:tcW w:type="dxa" w:w="2493"/>
@@ -21664,6 +22146,9 @@
         </w:tc>
       </w:tr>
       <w:tr>
+        <w:trPr>
+          <w:cantSplit/>
+        </w:trPr>
         <w:tc>
           <w:tcPr>
             <w:tcW w:type="dxa" w:w="2493"/>
@@ -21746,6 +22231,9 @@
         </w:tc>
       </w:tr>
       <w:tr>
+        <w:trPr>
+          <w:cantSplit/>
+        </w:trPr>
         <w:tc>
           <w:tcPr>
             <w:tcW w:type="dxa" w:w="2493"/>
@@ -21900,6 +22388,10 @@
         <w:gridCol w:w="2493"/>
       </w:tblGrid>
       <w:tr>
+        <w:trPr>
+          <w:cantSplit/>
+          <w:tblHeader/>
+        </w:trPr>
         <w:tc>
           <w:tcPr>
             <w:tcW w:type="dxa" w:w="2493"/>
@@ -21982,6 +22474,9 @@
         </w:tc>
       </w:tr>
       <w:tr>
+        <w:trPr>
+          <w:cantSplit/>
+        </w:trPr>
         <w:tc>
           <w:tcPr>
             <w:tcW w:type="dxa" w:w="2493"/>
@@ -22064,6 +22559,9 @@
         </w:tc>
       </w:tr>
       <w:tr>
+        <w:trPr>
+          <w:cantSplit/>
+        </w:trPr>
         <w:tc>
           <w:tcPr>
             <w:tcW w:type="dxa" w:w="2493"/>
@@ -22146,6 +22644,9 @@
         </w:tc>
       </w:tr>
       <w:tr>
+        <w:trPr>
+          <w:cantSplit/>
+        </w:trPr>
         <w:tc>
           <w:tcPr>
             <w:tcW w:type="dxa" w:w="2493"/>
@@ -22228,6 +22729,9 @@
         </w:tc>
       </w:tr>
       <w:tr>
+        <w:trPr>
+          <w:cantSplit/>
+        </w:trPr>
         <w:tc>
           <w:tcPr>
             <w:tcW w:type="dxa" w:w="2493"/>

--- a/makale/pdf/meryemAircraft-MDPI-ek.docx
+++ b/makale/pdf/meryemAircraft-MDPI-ek.docx
@@ -1616,7 +1616,7 @@
           <w:i w:val="0"/>
           <w:sz w:val="20"/>
         </w:rPr>
-        <w:t xml:space="preserve"> — optimistic even at the favourable end, and by fifty-three percent at the adverse one. The cruise lift-to-drag ratio, the ranges of Section 3.8 and the comparative sizing of Section 3.6 are all computed on 0.0248 and are not re-derived here. </w:t>
+        <w:t xml:space="preserve"> — optimistic even at the favourable end, and by fifty-three percent at the adverse one. The cruise lift-to-drag ratio, the ranges of Section 3.7 and the comparative sizing of Section 3.6 are all computed on 0.0248 and are not re-derived here. </w:t>
       </w:r>
       <w:r>
         <w:rPr>
